--- a/assignments/a2/Wang-33899835-2ndSem2026FIT3080_A2.docx
+++ b/assignments/a2/Wang-33899835-2ndSem2026FIT3080_A2.docx
@@ -49,14 +49,11 @@
     </w:p>
     <w:p>
       <w:r>
-        <w:rPr>
-          <w:noProof/>
-        </w:rPr>
         <w:drawing>
-          <wp:inline distT="0" distB="0" distL="0" distR="0" wp14:anchorId="3DA3A192" wp14:editId="3BF706BE">
-            <wp:extent cx="5731510" cy="3227705"/>
+          <wp:inline distT="0" distB="0" distL="0" distR="0" wp14:anchorId="01C24DBD" wp14:editId="1952B42E">
+            <wp:extent cx="5731510" cy="3254375"/>
             <wp:effectExtent l="0" t="0" r="0" b="0"/>
-            <wp:docPr id="1807620873" name="Picture 1"/>
+            <wp:docPr id="1111328785" name="Picture 1"/>
             <wp:cNvGraphicFramePr>
               <a:graphicFrameLocks xmlns:a="http://schemas.openxmlformats.org/drawingml/2006/main" noChangeAspect="1"/>
             </wp:cNvGraphicFramePr>
@@ -64,7 +61,7 @@
               <a:graphicData uri="http://schemas.openxmlformats.org/drawingml/2006/picture">
                 <pic:pic xmlns:pic="http://schemas.openxmlformats.org/drawingml/2006/picture">
                   <pic:nvPicPr>
-                    <pic:cNvPr id="1807620873" name=""/>
+                    <pic:cNvPr id="1111328785" name=""/>
                     <pic:cNvPicPr/>
                   </pic:nvPicPr>
                   <pic:blipFill>
@@ -76,7 +73,7 @@
                   <pic:spPr>
                     <a:xfrm>
                       <a:off x="0" y="0"/>
-                      <a:ext cx="5731510" cy="3227705"/>
+                      <a:ext cx="5731510" cy="3254375"/>
                     </a:xfrm>
                     <a:prstGeom prst="rect">
                       <a:avLst/>
